--- a/ЛР 5.docx
+++ b/ЛР 5.docx
@@ -4,7 +4,68 @@
   <w:body>
     <w:p>
       <w:pPr>
-        <w:jc w:val="center"/>
+        <w:rPr>
+          <w:rFonts w:ascii="Times New Roman" w:hAnsi="Times New Roman" w:cs="Times New Roman"/>
+          <w:sz w:val="28"/>
+          <w:szCs w:val="28"/>
+          <w:lang w:val="en-US"/>
+        </w:rPr>
+      </w:pPr>
+      <w:r>
+        <w:rPr>
+          <w:rFonts w:ascii="Times New Roman" w:hAnsi="Times New Roman" w:cs="Times New Roman"/>
+          <w:sz w:val="28"/>
+          <w:szCs w:val="28"/>
+          <w:lang w:val="en-US"/>
+        </w:rPr>
+        <w:t xml:space="preserve">GitHub: </w:t>
+      </w:r>
+      <w:r>
+        <w:rPr>
+          <w:rFonts w:ascii="Times New Roman" w:hAnsi="Times New Roman" w:cs="Times New Roman"/>
+          <w:sz w:val="28"/>
+          <w:szCs w:val="28"/>
+          <w:lang w:val="en-US"/>
+        </w:rPr>
+        <w:t>https://github.com/EgorDedulua/Lab_5_Mobile</w:t>
+      </w:r>
+    </w:p>
+    <w:p>
+      <w:pPr>
+        <w:rPr>
+          <w:rFonts w:ascii="Times New Roman" w:hAnsi="Times New Roman" w:cs="Times New Roman"/>
+          <w:sz w:val="28"/>
+          <w:szCs w:val="28"/>
+        </w:rPr>
+      </w:pPr>
+      <w:r>
+        <w:rPr>
+          <w:rFonts w:ascii="Times New Roman" w:hAnsi="Times New Roman" w:cs="Times New Roman"/>
+          <w:sz w:val="28"/>
+          <w:szCs w:val="28"/>
+        </w:rPr>
+        <w:t>Страница входа:</w:t>
+      </w:r>
+    </w:p>
+    <w:p>
+      <w:pPr>
+        <w:rPr>
+          <w:rFonts w:ascii="Times New Roman" w:hAnsi="Times New Roman" w:cs="Times New Roman"/>
+          <w:sz w:val="28"/>
+          <w:szCs w:val="28"/>
+        </w:rPr>
+      </w:pPr>
+      <w:r>
+        <w:rPr>
+          <w:rFonts w:ascii="Times New Roman" w:hAnsi="Times New Roman" w:cs="Times New Roman"/>
+          <w:sz w:val="28"/>
+          <w:szCs w:val="28"/>
+        </w:rPr>
+        <w:t>Мобильная:</w:t>
+      </w:r>
+    </w:p>
+    <w:p>
+      <w:pPr>
         <w:rPr>
           <w:rFonts w:ascii="Times New Roman" w:hAnsi="Times New Roman" w:cs="Times New Roman"/>
           <w:b/>
@@ -21,6 +82,480 @@
           <w:sz w:val="28"/>
           <w:szCs w:val="28"/>
         </w:rPr>
+        <w:drawing>
+          <wp:inline distT="0" distB="0" distL="0" distR="0" wp14:anchorId="300774B5" wp14:editId="145716B5">
+            <wp:extent cx="2797507" cy="4282440"/>
+            <wp:effectExtent l="0" t="0" r="3175" b="3810"/>
+            <wp:docPr id="1" name="Рисунок 1"/>
+            <wp:cNvGraphicFramePr>
+              <a:graphicFrameLocks xmlns:a="http://schemas.openxmlformats.org/drawingml/2006/main" noChangeAspect="1"/>
+            </wp:cNvGraphicFramePr>
+            <a:graphic xmlns:a="http://schemas.openxmlformats.org/drawingml/2006/main">
+              <a:graphicData uri="http://schemas.openxmlformats.org/drawingml/2006/picture">
+                <pic:pic xmlns:pic="http://schemas.openxmlformats.org/drawingml/2006/picture">
+                  <pic:nvPicPr>
+                    <pic:cNvPr id="1" name=""/>
+                    <pic:cNvPicPr/>
+                  </pic:nvPicPr>
+                  <pic:blipFill>
+                    <a:blip r:embed="rId5"/>
+                    <a:stretch>
+                      <a:fillRect/>
+                    </a:stretch>
+                  </pic:blipFill>
+                  <pic:spPr>
+                    <a:xfrm>
+                      <a:off x="0" y="0"/>
+                      <a:ext cx="2807100" cy="4297125"/>
+                    </a:xfrm>
+                    <a:prstGeom prst="rect">
+                      <a:avLst/>
+                    </a:prstGeom>
+                  </pic:spPr>
+                </pic:pic>
+              </a:graphicData>
+            </a:graphic>
+          </wp:inline>
+        </w:drawing>
+      </w:r>
+    </w:p>
+    <w:p>
+      <w:pPr>
+        <w:rPr>
+          <w:rFonts w:ascii="Times New Roman" w:hAnsi="Times New Roman" w:cs="Times New Roman"/>
+          <w:sz w:val="28"/>
+          <w:szCs w:val="28"/>
+        </w:rPr>
+      </w:pPr>
+      <w:r>
+        <w:rPr>
+          <w:rFonts w:ascii="Times New Roman" w:hAnsi="Times New Roman" w:cs="Times New Roman"/>
+          <w:sz w:val="28"/>
+          <w:szCs w:val="28"/>
+        </w:rPr>
+        <w:t>Десктоп:</w:t>
+      </w:r>
+    </w:p>
+    <w:p>
+      <w:pPr>
+        <w:rPr>
+          <w:rFonts w:ascii="Times New Roman" w:hAnsi="Times New Roman" w:cs="Times New Roman"/>
+          <w:b/>
+          <w:bCs/>
+          <w:sz w:val="28"/>
+          <w:szCs w:val="28"/>
+        </w:rPr>
+      </w:pPr>
+      <w:r>
+        <w:rPr>
+          <w:rFonts w:ascii="Times New Roman" w:hAnsi="Times New Roman" w:cs="Times New Roman"/>
+          <w:b/>
+          <w:bCs/>
+          <w:sz w:val="28"/>
+          <w:szCs w:val="28"/>
+        </w:rPr>
+        <w:drawing>
+          <wp:inline distT="0" distB="0" distL="0" distR="0" wp14:anchorId="3EBA354B" wp14:editId="35B997D9">
+            <wp:extent cx="5940425" cy="2823210"/>
+            <wp:effectExtent l="0" t="0" r="3175" b="0"/>
+            <wp:docPr id="2" name="Рисунок 2"/>
+            <wp:cNvGraphicFramePr>
+              <a:graphicFrameLocks xmlns:a="http://schemas.openxmlformats.org/drawingml/2006/main" noChangeAspect="1"/>
+            </wp:cNvGraphicFramePr>
+            <a:graphic xmlns:a="http://schemas.openxmlformats.org/drawingml/2006/main">
+              <a:graphicData uri="http://schemas.openxmlformats.org/drawingml/2006/picture">
+                <pic:pic xmlns:pic="http://schemas.openxmlformats.org/drawingml/2006/picture">
+                  <pic:nvPicPr>
+                    <pic:cNvPr id="1" name=""/>
+                    <pic:cNvPicPr/>
+                  </pic:nvPicPr>
+                  <pic:blipFill>
+                    <a:blip r:embed="rId6"/>
+                    <a:stretch>
+                      <a:fillRect/>
+                    </a:stretch>
+                  </pic:blipFill>
+                  <pic:spPr>
+                    <a:xfrm>
+                      <a:off x="0" y="0"/>
+                      <a:ext cx="5940425" cy="2823210"/>
+                    </a:xfrm>
+                    <a:prstGeom prst="rect">
+                      <a:avLst/>
+                    </a:prstGeom>
+                  </pic:spPr>
+                </pic:pic>
+              </a:graphicData>
+            </a:graphic>
+          </wp:inline>
+        </w:drawing>
+      </w:r>
+    </w:p>
+    <w:p>
+      <w:pPr>
+        <w:rPr>
+          <w:rFonts w:ascii="Times New Roman" w:hAnsi="Times New Roman" w:cs="Times New Roman"/>
+          <w:b/>
+          <w:bCs/>
+          <w:sz w:val="28"/>
+          <w:szCs w:val="28"/>
+        </w:rPr>
+      </w:pPr>
+    </w:p>
+    <w:p>
+      <w:pPr>
+        <w:rPr>
+          <w:rFonts w:ascii="Times New Roman" w:hAnsi="Times New Roman" w:cs="Times New Roman"/>
+          <w:sz w:val="28"/>
+          <w:szCs w:val="28"/>
+        </w:rPr>
+      </w:pPr>
+      <w:r>
+        <w:rPr>
+          <w:rFonts w:ascii="Times New Roman" w:hAnsi="Times New Roman" w:cs="Times New Roman"/>
+          <w:sz w:val="28"/>
+          <w:szCs w:val="28"/>
+        </w:rPr>
+        <w:t>Страница со списком классов:</w:t>
+      </w:r>
+    </w:p>
+    <w:p>
+      <w:pPr>
+        <w:rPr>
+          <w:rFonts w:ascii="Times New Roman" w:hAnsi="Times New Roman" w:cs="Times New Roman"/>
+          <w:sz w:val="28"/>
+          <w:szCs w:val="28"/>
+        </w:rPr>
+      </w:pPr>
+      <w:r>
+        <w:rPr>
+          <w:rFonts w:ascii="Times New Roman" w:hAnsi="Times New Roman" w:cs="Times New Roman"/>
+          <w:sz w:val="28"/>
+          <w:szCs w:val="28"/>
+        </w:rPr>
+        <w:lastRenderedPageBreak/>
+        <w:t>Мобильная:</w:t>
+      </w:r>
+    </w:p>
+    <w:p>
+      <w:pPr>
+        <w:rPr>
+          <w:rFonts w:ascii="Times New Roman" w:hAnsi="Times New Roman" w:cs="Times New Roman"/>
+          <w:b/>
+          <w:bCs/>
+          <w:sz w:val="28"/>
+          <w:szCs w:val="28"/>
+        </w:rPr>
+      </w:pPr>
+      <w:r>
+        <w:rPr>
+          <w:rFonts w:ascii="Times New Roman" w:hAnsi="Times New Roman" w:cs="Times New Roman"/>
+          <w:b/>
+          <w:bCs/>
+          <w:sz w:val="28"/>
+          <w:szCs w:val="28"/>
+        </w:rPr>
+        <w:drawing>
+          <wp:inline distT="0" distB="0" distL="0" distR="0" wp14:anchorId="4B868CF7" wp14:editId="3DB2DA79">
+            <wp:extent cx="2750820" cy="5152595"/>
+            <wp:effectExtent l="0" t="0" r="0" b="0"/>
+            <wp:docPr id="3" name="Рисунок 3"/>
+            <wp:cNvGraphicFramePr>
+              <a:graphicFrameLocks xmlns:a="http://schemas.openxmlformats.org/drawingml/2006/main" noChangeAspect="1"/>
+            </wp:cNvGraphicFramePr>
+            <a:graphic xmlns:a="http://schemas.openxmlformats.org/drawingml/2006/main">
+              <a:graphicData uri="http://schemas.openxmlformats.org/drawingml/2006/picture">
+                <pic:pic xmlns:pic="http://schemas.openxmlformats.org/drawingml/2006/picture">
+                  <pic:nvPicPr>
+                    <pic:cNvPr id="1" name=""/>
+                    <pic:cNvPicPr/>
+                  </pic:nvPicPr>
+                  <pic:blipFill>
+                    <a:blip r:embed="rId7"/>
+                    <a:stretch>
+                      <a:fillRect/>
+                    </a:stretch>
+                  </pic:blipFill>
+                  <pic:spPr>
+                    <a:xfrm>
+                      <a:off x="0" y="0"/>
+                      <a:ext cx="2756380" cy="5163009"/>
+                    </a:xfrm>
+                    <a:prstGeom prst="rect">
+                      <a:avLst/>
+                    </a:prstGeom>
+                  </pic:spPr>
+                </pic:pic>
+              </a:graphicData>
+            </a:graphic>
+          </wp:inline>
+        </w:drawing>
+      </w:r>
+    </w:p>
+    <w:p>
+      <w:pPr>
+        <w:rPr>
+          <w:rFonts w:ascii="Times New Roman" w:hAnsi="Times New Roman" w:cs="Times New Roman"/>
+          <w:sz w:val="28"/>
+          <w:szCs w:val="28"/>
+        </w:rPr>
+      </w:pPr>
+      <w:r>
+        <w:rPr>
+          <w:rFonts w:ascii="Times New Roman" w:hAnsi="Times New Roman" w:cs="Times New Roman"/>
+          <w:sz w:val="28"/>
+          <w:szCs w:val="28"/>
+        </w:rPr>
+        <w:t>Десктоп:</w:t>
+      </w:r>
+    </w:p>
+    <w:p>
+      <w:pPr>
+        <w:rPr>
+          <w:rFonts w:ascii="Times New Roman" w:hAnsi="Times New Roman" w:cs="Times New Roman"/>
+          <w:b/>
+          <w:bCs/>
+          <w:sz w:val="28"/>
+          <w:szCs w:val="28"/>
+        </w:rPr>
+      </w:pPr>
+      <w:r>
+        <w:rPr>
+          <w:rFonts w:ascii="Times New Roman" w:hAnsi="Times New Roman" w:cs="Times New Roman"/>
+          <w:b/>
+          <w:bCs/>
+          <w:sz w:val="28"/>
+          <w:szCs w:val="28"/>
+        </w:rPr>
+        <w:drawing>
+          <wp:inline distT="0" distB="0" distL="0" distR="0" wp14:anchorId="654FB67A" wp14:editId="466DE33D">
+            <wp:extent cx="5940425" cy="2838450"/>
+            <wp:effectExtent l="0" t="0" r="3175" b="0"/>
+            <wp:docPr id="4" name="Рисунок 4"/>
+            <wp:cNvGraphicFramePr>
+              <a:graphicFrameLocks xmlns:a="http://schemas.openxmlformats.org/drawingml/2006/main" noChangeAspect="1"/>
+            </wp:cNvGraphicFramePr>
+            <a:graphic xmlns:a="http://schemas.openxmlformats.org/drawingml/2006/main">
+              <a:graphicData uri="http://schemas.openxmlformats.org/drawingml/2006/picture">
+                <pic:pic xmlns:pic="http://schemas.openxmlformats.org/drawingml/2006/picture">
+                  <pic:nvPicPr>
+                    <pic:cNvPr id="1" name=""/>
+                    <pic:cNvPicPr/>
+                  </pic:nvPicPr>
+                  <pic:blipFill>
+                    <a:blip r:embed="rId8"/>
+                    <a:stretch>
+                      <a:fillRect/>
+                    </a:stretch>
+                  </pic:blipFill>
+                  <pic:spPr>
+                    <a:xfrm>
+                      <a:off x="0" y="0"/>
+                      <a:ext cx="5940425" cy="2838450"/>
+                    </a:xfrm>
+                    <a:prstGeom prst="rect">
+                      <a:avLst/>
+                    </a:prstGeom>
+                  </pic:spPr>
+                </pic:pic>
+              </a:graphicData>
+            </a:graphic>
+          </wp:inline>
+        </w:drawing>
+      </w:r>
+    </w:p>
+    <w:p>
+      <w:pPr>
+        <w:rPr>
+          <w:rFonts w:ascii="Times New Roman" w:hAnsi="Times New Roman" w:cs="Times New Roman"/>
+          <w:sz w:val="28"/>
+          <w:szCs w:val="28"/>
+        </w:rPr>
+      </w:pPr>
+      <w:r>
+        <w:rPr>
+          <w:rFonts w:ascii="Times New Roman" w:hAnsi="Times New Roman" w:cs="Times New Roman"/>
+          <w:sz w:val="28"/>
+          <w:szCs w:val="28"/>
+        </w:rPr>
+        <w:t>Страница класса в разделе «Уроки»</w:t>
+      </w:r>
+    </w:p>
+    <w:p>
+      <w:pPr>
+        <w:rPr>
+          <w:rFonts w:ascii="Times New Roman" w:hAnsi="Times New Roman" w:cs="Times New Roman"/>
+          <w:sz w:val="28"/>
+          <w:szCs w:val="28"/>
+        </w:rPr>
+      </w:pPr>
+      <w:r>
+        <w:rPr>
+          <w:rFonts w:ascii="Times New Roman" w:hAnsi="Times New Roman" w:cs="Times New Roman"/>
+          <w:sz w:val="28"/>
+          <w:szCs w:val="28"/>
+        </w:rPr>
+        <w:lastRenderedPageBreak/>
+        <w:t>Мобильная:</w:t>
+      </w:r>
+    </w:p>
+    <w:p>
+      <w:pPr>
+        <w:rPr>
+          <w:rFonts w:ascii="Times New Roman" w:hAnsi="Times New Roman" w:cs="Times New Roman"/>
+          <w:b/>
+          <w:bCs/>
+          <w:sz w:val="28"/>
+          <w:szCs w:val="28"/>
+        </w:rPr>
+      </w:pPr>
+      <w:r>
+        <w:rPr>
+          <w:rFonts w:ascii="Times New Roman" w:hAnsi="Times New Roman" w:cs="Times New Roman"/>
+          <w:b/>
+          <w:bCs/>
+          <w:sz w:val="28"/>
+          <w:szCs w:val="28"/>
+        </w:rPr>
+        <w:drawing>
+          <wp:inline distT="0" distB="0" distL="0" distR="0" wp14:anchorId="0375B67B" wp14:editId="7BDDE023">
+            <wp:extent cx="2667000" cy="5266482"/>
+            <wp:effectExtent l="0" t="0" r="0" b="0"/>
+            <wp:docPr id="5" name="Рисунок 5"/>
+            <wp:cNvGraphicFramePr>
+              <a:graphicFrameLocks xmlns:a="http://schemas.openxmlformats.org/drawingml/2006/main" noChangeAspect="1"/>
+            </wp:cNvGraphicFramePr>
+            <a:graphic xmlns:a="http://schemas.openxmlformats.org/drawingml/2006/main">
+              <a:graphicData uri="http://schemas.openxmlformats.org/drawingml/2006/picture">
+                <pic:pic xmlns:pic="http://schemas.openxmlformats.org/drawingml/2006/picture">
+                  <pic:nvPicPr>
+                    <pic:cNvPr id="1" name=""/>
+                    <pic:cNvPicPr/>
+                  </pic:nvPicPr>
+                  <pic:blipFill>
+                    <a:blip r:embed="rId9"/>
+                    <a:stretch>
+                      <a:fillRect/>
+                    </a:stretch>
+                  </pic:blipFill>
+                  <pic:spPr>
+                    <a:xfrm>
+                      <a:off x="0" y="0"/>
+                      <a:ext cx="2674670" cy="5281628"/>
+                    </a:xfrm>
+                    <a:prstGeom prst="rect">
+                      <a:avLst/>
+                    </a:prstGeom>
+                  </pic:spPr>
+                </pic:pic>
+              </a:graphicData>
+            </a:graphic>
+          </wp:inline>
+        </w:drawing>
+      </w:r>
+    </w:p>
+    <w:p>
+      <w:pPr>
+        <w:rPr>
+          <w:rFonts w:ascii="Times New Roman" w:hAnsi="Times New Roman" w:cs="Times New Roman"/>
+          <w:sz w:val="28"/>
+          <w:szCs w:val="28"/>
+        </w:rPr>
+      </w:pPr>
+      <w:r>
+        <w:rPr>
+          <w:rFonts w:ascii="Times New Roman" w:hAnsi="Times New Roman" w:cs="Times New Roman"/>
+          <w:sz w:val="28"/>
+          <w:szCs w:val="28"/>
+        </w:rPr>
+        <w:t>Десктоп:</w:t>
+      </w:r>
+    </w:p>
+    <w:p>
+      <w:pPr>
+        <w:rPr>
+          <w:rFonts w:ascii="Times New Roman" w:hAnsi="Times New Roman" w:cs="Times New Roman"/>
+          <w:b/>
+          <w:bCs/>
+          <w:sz w:val="28"/>
+          <w:szCs w:val="28"/>
+        </w:rPr>
+      </w:pPr>
+      <w:r>
+        <w:rPr>
+          <w:rFonts w:ascii="Times New Roman" w:hAnsi="Times New Roman" w:cs="Times New Roman"/>
+          <w:b/>
+          <w:bCs/>
+          <w:sz w:val="28"/>
+          <w:szCs w:val="28"/>
+        </w:rPr>
+        <w:drawing>
+          <wp:inline distT="0" distB="0" distL="0" distR="0" wp14:anchorId="0DD0612A" wp14:editId="4DF4071F">
+            <wp:extent cx="5940425" cy="2813685"/>
+            <wp:effectExtent l="0" t="0" r="3175" b="5715"/>
+            <wp:docPr id="6" name="Рисунок 6"/>
+            <wp:cNvGraphicFramePr>
+              <a:graphicFrameLocks xmlns:a="http://schemas.openxmlformats.org/drawingml/2006/main" noChangeAspect="1"/>
+            </wp:cNvGraphicFramePr>
+            <a:graphic xmlns:a="http://schemas.openxmlformats.org/drawingml/2006/main">
+              <a:graphicData uri="http://schemas.openxmlformats.org/drawingml/2006/picture">
+                <pic:pic xmlns:pic="http://schemas.openxmlformats.org/drawingml/2006/picture">
+                  <pic:nvPicPr>
+                    <pic:cNvPr id="1" name=""/>
+                    <pic:cNvPicPr/>
+                  </pic:nvPicPr>
+                  <pic:blipFill>
+                    <a:blip r:embed="rId10"/>
+                    <a:stretch>
+                      <a:fillRect/>
+                    </a:stretch>
+                  </pic:blipFill>
+                  <pic:spPr>
+                    <a:xfrm>
+                      <a:off x="0" y="0"/>
+                      <a:ext cx="5940425" cy="2813685"/>
+                    </a:xfrm>
+                    <a:prstGeom prst="rect">
+                      <a:avLst/>
+                    </a:prstGeom>
+                  </pic:spPr>
+                </pic:pic>
+              </a:graphicData>
+            </a:graphic>
+          </wp:inline>
+        </w:drawing>
+      </w:r>
+      <w:r>
+        <w:rPr>
+          <w:rFonts w:ascii="Times New Roman" w:hAnsi="Times New Roman" w:cs="Times New Roman"/>
+          <w:b/>
+          <w:bCs/>
+          <w:sz w:val="28"/>
+          <w:szCs w:val="28"/>
+        </w:rPr>
+        <w:br w:type="page"/>
+      </w:r>
+    </w:p>
+    <w:p>
+      <w:pPr>
+        <w:jc w:val="center"/>
+        <w:rPr>
+          <w:rFonts w:ascii="Times New Roman" w:hAnsi="Times New Roman" w:cs="Times New Roman"/>
+          <w:b/>
+          <w:bCs/>
+          <w:sz w:val="28"/>
+          <w:szCs w:val="28"/>
+        </w:rPr>
+      </w:pPr>
+      <w:r>
+        <w:rPr>
+          <w:rFonts w:ascii="Times New Roman" w:hAnsi="Times New Roman" w:cs="Times New Roman"/>
+          <w:b/>
+          <w:bCs/>
+          <w:sz w:val="28"/>
+          <w:szCs w:val="28"/>
+        </w:rPr>
+        <w:lastRenderedPageBreak/>
         <w:t>Контрольные вопросы</w:t>
       </w:r>
     </w:p>
@@ -81,6 +616,7 @@
           <w:rFonts w:ascii="Times New Roman" w:hAnsi="Times New Roman" w:cs="Times New Roman"/>
           <w:sz w:val="28"/>
           <w:szCs w:val="28"/>
+          <w:lang w:val="en-US"/>
         </w:rPr>
       </w:pPr>
       <w:r>
@@ -265,7 +801,25 @@
           <w:sz w:val="28"/>
           <w:szCs w:val="28"/>
         </w:rPr>
-        <w:t>это конструкция CSS, которая применяет стили только при выполнении условия (ширина экрана, ориентация, плотность пикселей, тип ввода, тёмная тема). Синтаксис: @media (условие) { ... }. Примеры:</w:t>
+        <w:t xml:space="preserve">это конструкция CSS, которая применяет стили только при выполнении условия (ширина экрана, ориентация, плотность пикселей, тип ввода, тёмная тема). Синтаксис: @media (условие) </w:t>
+      </w:r>
+      <w:proofErr w:type="gramStart"/>
+      <w:r>
+        <w:rPr>
+          <w:rFonts w:ascii="Times New Roman" w:hAnsi="Times New Roman" w:cs="Times New Roman"/>
+          <w:sz w:val="28"/>
+          <w:szCs w:val="28"/>
+        </w:rPr>
+        <w:t>{ ...</w:t>
+      </w:r>
+      <w:proofErr w:type="gramEnd"/>
+      <w:r>
+        <w:rPr>
+          <w:rFonts w:ascii="Times New Roman" w:hAnsi="Times New Roman" w:cs="Times New Roman"/>
+          <w:sz w:val="28"/>
+          <w:szCs w:val="28"/>
+        </w:rPr>
+        <w:t xml:space="preserve"> }. Примеры:</w:t>
       </w:r>
     </w:p>
     <w:p>
@@ -286,7 +840,25 @@
           <w:sz w:val="28"/>
           <w:szCs w:val="28"/>
         </w:rPr>
-        <w:t xml:space="preserve">@media (min-width: 900px) { } </w:t>
+        <w:t xml:space="preserve">@media (min-width: 900px) </w:t>
+      </w:r>
+      <w:proofErr w:type="gramStart"/>
+      <w:r>
+        <w:rPr>
+          <w:rFonts w:ascii="Times New Roman" w:hAnsi="Times New Roman" w:cs="Times New Roman"/>
+          <w:sz w:val="28"/>
+          <w:szCs w:val="28"/>
+        </w:rPr>
+        <w:t>{ }</w:t>
+      </w:r>
+      <w:proofErr w:type="gramEnd"/>
+      <w:r>
+        <w:rPr>
+          <w:rFonts w:ascii="Times New Roman" w:hAnsi="Times New Roman" w:cs="Times New Roman"/>
+          <w:sz w:val="28"/>
+          <w:szCs w:val="28"/>
+        </w:rPr>
+        <w:t xml:space="preserve"> </w:t>
       </w:r>
       <w:r>
         <w:rPr>
@@ -323,7 +895,25 @@
           <w:sz w:val="28"/>
           <w:szCs w:val="28"/>
         </w:rPr>
-        <w:t xml:space="preserve">@media (max-width: 899px) { } </w:t>
+        <w:t xml:space="preserve">@media (max-width: 899px) </w:t>
+      </w:r>
+      <w:proofErr w:type="gramStart"/>
+      <w:r>
+        <w:rPr>
+          <w:rFonts w:ascii="Times New Roman" w:hAnsi="Times New Roman" w:cs="Times New Roman"/>
+          <w:sz w:val="28"/>
+          <w:szCs w:val="28"/>
+        </w:rPr>
+        <w:t>{ }</w:t>
+      </w:r>
+      <w:proofErr w:type="gramEnd"/>
+      <w:r>
+        <w:rPr>
+          <w:rFonts w:ascii="Times New Roman" w:hAnsi="Times New Roman" w:cs="Times New Roman"/>
+          <w:sz w:val="28"/>
+          <w:szCs w:val="28"/>
+        </w:rPr>
+        <w:t xml:space="preserve"> </w:t>
       </w:r>
       <w:r>
         <w:rPr>
@@ -362,7 +952,27 @@
           <w:szCs w:val="28"/>
           <w:lang w:val="en-US"/>
         </w:rPr>
-        <w:t xml:space="preserve">@media (min-width: 600px) and (max-width: 900px) { } </w:t>
+        <w:t xml:space="preserve">@media (min-width: 600px) and (max-width: 900px) </w:t>
+      </w:r>
+      <w:proofErr w:type="gramStart"/>
+      <w:r>
+        <w:rPr>
+          <w:rFonts w:ascii="Times New Roman" w:hAnsi="Times New Roman" w:cs="Times New Roman"/>
+          <w:sz w:val="28"/>
+          <w:szCs w:val="28"/>
+          <w:lang w:val="en-US"/>
+        </w:rPr>
+        <w:t>{ }</w:t>
+      </w:r>
+      <w:proofErr w:type="gramEnd"/>
+      <w:r>
+        <w:rPr>
+          <w:rFonts w:ascii="Times New Roman" w:hAnsi="Times New Roman" w:cs="Times New Roman"/>
+          <w:sz w:val="28"/>
+          <w:szCs w:val="28"/>
+          <w:lang w:val="en-US"/>
+        </w:rPr>
+        <w:t xml:space="preserve"> </w:t>
       </w:r>
       <w:r>
         <w:rPr>
@@ -420,7 +1030,27 @@
           <w:szCs w:val="28"/>
           <w:lang w:val="en-US"/>
         </w:rPr>
-        <w:t xml:space="preserve">@media (orientation: landscape) { } </w:t>
+        <w:t xml:space="preserve">@media (orientation: landscape) </w:t>
+      </w:r>
+      <w:proofErr w:type="gramStart"/>
+      <w:r>
+        <w:rPr>
+          <w:rFonts w:ascii="Times New Roman" w:hAnsi="Times New Roman" w:cs="Times New Roman"/>
+          <w:sz w:val="28"/>
+          <w:szCs w:val="28"/>
+          <w:lang w:val="en-US"/>
+        </w:rPr>
+        <w:t>{ }</w:t>
+      </w:r>
+      <w:proofErr w:type="gramEnd"/>
+      <w:r>
+        <w:rPr>
+          <w:rFonts w:ascii="Times New Roman" w:hAnsi="Times New Roman" w:cs="Times New Roman"/>
+          <w:sz w:val="28"/>
+          <w:szCs w:val="28"/>
+          <w:lang w:val="en-US"/>
+        </w:rPr>
+        <w:t xml:space="preserve"> </w:t>
       </w:r>
       <w:r>
         <w:rPr>
@@ -484,7 +1114,25 @@
           <w:sz w:val="28"/>
           <w:szCs w:val="28"/>
         </w:rPr>
-        <w:t xml:space="preserve">@media (hover: none) { } </w:t>
+        <w:t xml:space="preserve">@media (hover: none) </w:t>
+      </w:r>
+      <w:proofErr w:type="gramStart"/>
+      <w:r>
+        <w:rPr>
+          <w:rFonts w:ascii="Times New Roman" w:hAnsi="Times New Roman" w:cs="Times New Roman"/>
+          <w:sz w:val="28"/>
+          <w:szCs w:val="28"/>
+        </w:rPr>
+        <w:t>{ }</w:t>
+      </w:r>
+      <w:proofErr w:type="gramEnd"/>
+      <w:r>
+        <w:rPr>
+          <w:rFonts w:ascii="Times New Roman" w:hAnsi="Times New Roman" w:cs="Times New Roman"/>
+          <w:sz w:val="28"/>
+          <w:szCs w:val="28"/>
+        </w:rPr>
+        <w:t xml:space="preserve"> </w:t>
       </w:r>
       <w:r>
         <w:rPr>
@@ -523,7 +1171,27 @@
           <w:szCs w:val="28"/>
           <w:lang w:val="en-US"/>
         </w:rPr>
-        <w:t xml:space="preserve">@media (prefers-color-scheme: dark) { } </w:t>
+        <w:t xml:space="preserve">@media (prefers-color-scheme: dark) </w:t>
+      </w:r>
+      <w:proofErr w:type="gramStart"/>
+      <w:r>
+        <w:rPr>
+          <w:rFonts w:ascii="Times New Roman" w:hAnsi="Times New Roman" w:cs="Times New Roman"/>
+          <w:sz w:val="28"/>
+          <w:szCs w:val="28"/>
+          <w:lang w:val="en-US"/>
+        </w:rPr>
+        <w:t>{ }</w:t>
+      </w:r>
+      <w:proofErr w:type="gramEnd"/>
+      <w:r>
+        <w:rPr>
+          <w:rFonts w:ascii="Times New Roman" w:hAnsi="Times New Roman" w:cs="Times New Roman"/>
+          <w:sz w:val="28"/>
+          <w:szCs w:val="28"/>
+          <w:lang w:val="en-US"/>
+        </w:rPr>
+        <w:t xml:space="preserve"> </w:t>
       </w:r>
       <w:r>
         <w:rPr>
@@ -587,7 +1255,25 @@
           <w:sz w:val="28"/>
           <w:szCs w:val="28"/>
         </w:rPr>
-        <w:t xml:space="preserve">@media (prefers-reduced-motion: reduce) { } </w:t>
+        <w:t xml:space="preserve">@media (prefers-reduced-motion: reduce) </w:t>
+      </w:r>
+      <w:proofErr w:type="gramStart"/>
+      <w:r>
+        <w:rPr>
+          <w:rFonts w:ascii="Times New Roman" w:hAnsi="Times New Roman" w:cs="Times New Roman"/>
+          <w:sz w:val="28"/>
+          <w:szCs w:val="28"/>
+        </w:rPr>
+        <w:t>{ }</w:t>
+      </w:r>
+      <w:proofErr w:type="gramEnd"/>
+      <w:r>
+        <w:rPr>
+          <w:rFonts w:ascii="Times New Roman" w:hAnsi="Times New Roman" w:cs="Times New Roman"/>
+          <w:sz w:val="28"/>
+          <w:szCs w:val="28"/>
+        </w:rPr>
+        <w:t xml:space="preserve"> </w:t>
       </w:r>
       <w:r>
         <w:rPr>
@@ -624,7 +1310,25 @@
           <w:sz w:val="28"/>
           <w:szCs w:val="28"/>
         </w:rPr>
-        <w:t xml:space="preserve">@media print { } </w:t>
+        <w:t xml:space="preserve">@media print </w:t>
+      </w:r>
+      <w:proofErr w:type="gramStart"/>
+      <w:r>
+        <w:rPr>
+          <w:rFonts w:ascii="Times New Roman" w:hAnsi="Times New Roman" w:cs="Times New Roman"/>
+          <w:sz w:val="28"/>
+          <w:szCs w:val="28"/>
+        </w:rPr>
+        <w:t>{ }</w:t>
+      </w:r>
+      <w:proofErr w:type="gramEnd"/>
+      <w:r>
+        <w:rPr>
+          <w:rFonts w:ascii="Times New Roman" w:hAnsi="Times New Roman" w:cs="Times New Roman"/>
+          <w:sz w:val="28"/>
+          <w:szCs w:val="28"/>
+        </w:rPr>
+        <w:t xml:space="preserve"> </w:t>
       </w:r>
       <w:r>
         <w:rPr>
@@ -1300,6 +2004,7 @@
   <w:style w:type="character" w:default="1" w:styleId="a0">
     <w:name w:val="Default Paragraph Font"/>
     <w:uiPriority w:val="1"/>
+    <w:semiHidden/>
     <w:unhideWhenUsed/>
   </w:style>
   <w:style w:type="table" w:default="1" w:styleId="a1">

--- a/ЛР 5.docx
+++ b/ЛР 5.docx
@@ -210,12 +210,22 @@
           <w:szCs w:val="28"/>
         </w:rPr>
       </w:pPr>
-      <w:r>
-        <w:rPr>
-          <w:rFonts w:ascii="Times New Roman" w:hAnsi="Times New Roman" w:cs="Times New Roman"/>
-          <w:sz w:val="28"/>
-          <w:szCs w:val="28"/>
-        </w:rPr>
+    </w:p>
+    <w:p>
+      <w:pPr>
+        <w:rPr>
+          <w:rFonts w:ascii="Times New Roman" w:hAnsi="Times New Roman" w:cs="Times New Roman"/>
+          <w:sz w:val="28"/>
+          <w:szCs w:val="28"/>
+        </w:rPr>
+      </w:pPr>
+      <w:r>
+        <w:rPr>
+          <w:rFonts w:ascii="Times New Roman" w:hAnsi="Times New Roman" w:cs="Times New Roman"/>
+          <w:sz w:val="28"/>
+          <w:szCs w:val="28"/>
+        </w:rPr>
+        <w:lastRenderedPageBreak/>
         <w:t>Страница со списком классов:</w:t>
       </w:r>
     </w:p>
@@ -233,7 +243,6 @@
           <w:sz w:val="28"/>
           <w:szCs w:val="28"/>
         </w:rPr>
-        <w:lastRenderedPageBreak/>
         <w:t>Мобильная:</w:t>
       </w:r>
     </w:p>
@@ -378,6 +387,7 @@
           <w:sz w:val="28"/>
           <w:szCs w:val="28"/>
         </w:rPr>
+        <w:lastRenderedPageBreak/>
         <w:t>Страница класса в разделе «Уроки»</w:t>
       </w:r>
     </w:p>
@@ -395,7 +405,6 @@
           <w:sz w:val="28"/>
           <w:szCs w:val="28"/>
         </w:rPr>
-        <w:lastRenderedPageBreak/>
         <w:t>Мобильная:</w:t>
       </w:r>
     </w:p>
@@ -590,7 +599,61 @@
           <w:sz w:val="28"/>
           <w:szCs w:val="28"/>
         </w:rPr>
-        <w:t xml:space="preserve">Это проектирование внешнего вида (UI) и взаимодействия (UX) страницы так, чтобы ею было удобно пользоваться на телефоне. Учитывается, что палец крупнее курсора, экран меньше, а интернет может быть медленным. Основные принципы: кликабельные элементы не меньше 44×44 px, шрифт от 16px, важные кнопки внизу экрана, поля с правильными типами клавиатуры, отсутствие опоры на hover, минимальный вес ресурсов. </w:t>
+        <w:t xml:space="preserve">Это проектирование внешнего вида (UI) и взаимодействия (UX) страницы так, чтобы ею было удобно пользоваться на телефоне. Учитывается, что палец крупнее курсора, экран меньше, а интернет может быть медленным. Основные принципы: </w:t>
+      </w:r>
+      <w:proofErr w:type="spellStart"/>
+      <w:r>
+        <w:rPr>
+          <w:rFonts w:ascii="Times New Roman" w:hAnsi="Times New Roman" w:cs="Times New Roman"/>
+          <w:sz w:val="28"/>
+          <w:szCs w:val="28"/>
+        </w:rPr>
+        <w:t>кликабельные</w:t>
+      </w:r>
+      <w:proofErr w:type="spellEnd"/>
+      <w:r>
+        <w:rPr>
+          <w:rFonts w:ascii="Times New Roman" w:hAnsi="Times New Roman" w:cs="Times New Roman"/>
+          <w:sz w:val="28"/>
+          <w:szCs w:val="28"/>
+        </w:rPr>
+        <w:t xml:space="preserve"> элементы не меньше 44×44 </w:t>
+      </w:r>
+      <w:proofErr w:type="spellStart"/>
+      <w:r>
+        <w:rPr>
+          <w:rFonts w:ascii="Times New Roman" w:hAnsi="Times New Roman" w:cs="Times New Roman"/>
+          <w:sz w:val="28"/>
+          <w:szCs w:val="28"/>
+        </w:rPr>
+        <w:t>px</w:t>
+      </w:r>
+      <w:proofErr w:type="spellEnd"/>
+      <w:r>
+        <w:rPr>
+          <w:rFonts w:ascii="Times New Roman" w:hAnsi="Times New Roman" w:cs="Times New Roman"/>
+          <w:sz w:val="28"/>
+          <w:szCs w:val="28"/>
+        </w:rPr>
+        <w:t xml:space="preserve">, шрифт от 16px, важные кнопки внизу экрана, поля с правильными типами клавиатуры, отсутствие опоры на </w:t>
+      </w:r>
+      <w:proofErr w:type="spellStart"/>
+      <w:r>
+        <w:rPr>
+          <w:rFonts w:ascii="Times New Roman" w:hAnsi="Times New Roman" w:cs="Times New Roman"/>
+          <w:sz w:val="28"/>
+          <w:szCs w:val="28"/>
+        </w:rPr>
+        <w:t>hover</w:t>
+      </w:r>
+      <w:proofErr w:type="spellEnd"/>
+      <w:r>
+        <w:rPr>
+          <w:rFonts w:ascii="Times New Roman" w:hAnsi="Times New Roman" w:cs="Times New Roman"/>
+          <w:sz w:val="28"/>
+          <w:szCs w:val="28"/>
+        </w:rPr>
+        <w:t xml:space="preserve">, минимальный вес ресурсов. </w:t>
       </w:r>
     </w:p>
     <w:p>
@@ -625,7 +688,25 @@
           <w:sz w:val="28"/>
           <w:szCs w:val="28"/>
         </w:rPr>
-        <w:t>Использовать CSS-reset или normalize.css, чтобы сбросить дефолтные стили разных браузеров. Подключать</w:t>
+        <w:t>Использовать CSS-</w:t>
+      </w:r>
+      <w:proofErr w:type="spellStart"/>
+      <w:r>
+        <w:rPr>
+          <w:rFonts w:ascii="Times New Roman" w:hAnsi="Times New Roman" w:cs="Times New Roman"/>
+          <w:sz w:val="28"/>
+          <w:szCs w:val="28"/>
+        </w:rPr>
+        <w:t>reset</w:t>
+      </w:r>
+      <w:proofErr w:type="spellEnd"/>
+      <w:r>
+        <w:rPr>
+          <w:rFonts w:ascii="Times New Roman" w:hAnsi="Times New Roman" w:cs="Times New Roman"/>
+          <w:sz w:val="28"/>
+          <w:szCs w:val="28"/>
+        </w:rPr>
+        <w:t xml:space="preserve"> или normalize.css, чтобы сбросить дефолтные стили разных браузеров. Подключать</w:t>
       </w:r>
       <w:r>
         <w:rPr>
@@ -719,7 +800,25 @@
           <w:sz w:val="28"/>
           <w:szCs w:val="28"/>
         </w:rPr>
-        <w:t xml:space="preserve">Это подход, при котором сначала пишутся стили для мобильного экрана, а потом медиазапросами добавляются стили для более широких. То есть мобильная версия </w:t>
+        <w:t xml:space="preserve">Это подход, при котором сначала пишутся стили для мобильного экрана, а потом </w:t>
+      </w:r>
+      <w:proofErr w:type="spellStart"/>
+      <w:r>
+        <w:rPr>
+          <w:rFonts w:ascii="Times New Roman" w:hAnsi="Times New Roman" w:cs="Times New Roman"/>
+          <w:sz w:val="28"/>
+          <w:szCs w:val="28"/>
+        </w:rPr>
+        <w:t>медиазапросами</w:t>
+      </w:r>
+      <w:proofErr w:type="spellEnd"/>
+      <w:r>
+        <w:rPr>
+          <w:rFonts w:ascii="Times New Roman" w:hAnsi="Times New Roman" w:cs="Times New Roman"/>
+          <w:sz w:val="28"/>
+          <w:szCs w:val="28"/>
+        </w:rPr>
+        <w:t xml:space="preserve"> добавляются стили для более широких. То есть мобильная версия </w:t>
       </w:r>
       <w:r>
         <w:rPr>
@@ -751,7 +850,25 @@
           <w:sz w:val="28"/>
           <w:szCs w:val="28"/>
         </w:rPr>
-        <w:t>улучшение. В CSS это всегда @media (min-width: ...). Плюсы: меньше кода, меньше багов на мобильных, лучше производительность, чётче приоритеты.</w:t>
+        <w:t>улучшение. В CSS это всегда @media (</w:t>
+      </w:r>
+      <w:proofErr w:type="spellStart"/>
+      <w:r>
+        <w:rPr>
+          <w:rFonts w:ascii="Times New Roman" w:hAnsi="Times New Roman" w:cs="Times New Roman"/>
+          <w:sz w:val="28"/>
+          <w:szCs w:val="28"/>
+        </w:rPr>
+        <w:t>min-width</w:t>
+      </w:r>
+      <w:proofErr w:type="spellEnd"/>
+      <w:r>
+        <w:rPr>
+          <w:rFonts w:ascii="Times New Roman" w:hAnsi="Times New Roman" w:cs="Times New Roman"/>
+          <w:sz w:val="28"/>
+          <w:szCs w:val="28"/>
+        </w:rPr>
+        <w:t>: ...). Плюсы: меньше кода, меньше багов на мобильных, лучше производительность, чётче приоритеты.</w:t>
       </w:r>
     </w:p>
     <w:p>
@@ -840,7 +957,25 @@
           <w:sz w:val="28"/>
           <w:szCs w:val="28"/>
         </w:rPr>
-        <w:t xml:space="preserve">@media (min-width: 900px) </w:t>
+        <w:t>@media (</w:t>
+      </w:r>
+      <w:proofErr w:type="spellStart"/>
+      <w:r>
+        <w:rPr>
+          <w:rFonts w:ascii="Times New Roman" w:hAnsi="Times New Roman" w:cs="Times New Roman"/>
+          <w:sz w:val="28"/>
+          <w:szCs w:val="28"/>
+        </w:rPr>
+        <w:t>min-width</w:t>
+      </w:r>
+      <w:proofErr w:type="spellEnd"/>
+      <w:r>
+        <w:rPr>
+          <w:rFonts w:ascii="Times New Roman" w:hAnsi="Times New Roman" w:cs="Times New Roman"/>
+          <w:sz w:val="28"/>
+          <w:szCs w:val="28"/>
+        </w:rPr>
+        <w:t xml:space="preserve">: 900px) </w:t>
       </w:r>
       <w:proofErr w:type="gramStart"/>
       <w:r>
@@ -895,7 +1030,25 @@
           <w:sz w:val="28"/>
           <w:szCs w:val="28"/>
         </w:rPr>
-        <w:t xml:space="preserve">@media (max-width: 899px) </w:t>
+        <w:t>@media (</w:t>
+      </w:r>
+      <w:proofErr w:type="spellStart"/>
+      <w:r>
+        <w:rPr>
+          <w:rFonts w:ascii="Times New Roman" w:hAnsi="Times New Roman" w:cs="Times New Roman"/>
+          <w:sz w:val="28"/>
+          <w:szCs w:val="28"/>
+        </w:rPr>
+        <w:t>max-width</w:t>
+      </w:r>
+      <w:proofErr w:type="spellEnd"/>
+      <w:r>
+        <w:rPr>
+          <w:rFonts w:ascii="Times New Roman" w:hAnsi="Times New Roman" w:cs="Times New Roman"/>
+          <w:sz w:val="28"/>
+          <w:szCs w:val="28"/>
+        </w:rPr>
+        <w:t xml:space="preserve">: 899px) </w:t>
       </w:r>
       <w:proofErr w:type="gramStart"/>
       <w:r>
@@ -1114,7 +1267,43 @@
           <w:sz w:val="28"/>
           <w:szCs w:val="28"/>
         </w:rPr>
-        <w:t xml:space="preserve">@media (hover: none) </w:t>
+        <w:t>@media (</w:t>
+      </w:r>
+      <w:proofErr w:type="spellStart"/>
+      <w:r>
+        <w:rPr>
+          <w:rFonts w:ascii="Times New Roman" w:hAnsi="Times New Roman" w:cs="Times New Roman"/>
+          <w:sz w:val="28"/>
+          <w:szCs w:val="28"/>
+        </w:rPr>
+        <w:t>hover</w:t>
+      </w:r>
+      <w:proofErr w:type="spellEnd"/>
+      <w:r>
+        <w:rPr>
+          <w:rFonts w:ascii="Times New Roman" w:hAnsi="Times New Roman" w:cs="Times New Roman"/>
+          <w:sz w:val="28"/>
+          <w:szCs w:val="28"/>
+        </w:rPr>
+        <w:t xml:space="preserve">: </w:t>
+      </w:r>
+      <w:proofErr w:type="spellStart"/>
+      <w:r>
+        <w:rPr>
+          <w:rFonts w:ascii="Times New Roman" w:hAnsi="Times New Roman" w:cs="Times New Roman"/>
+          <w:sz w:val="28"/>
+          <w:szCs w:val="28"/>
+        </w:rPr>
+        <w:t>none</w:t>
+      </w:r>
+      <w:proofErr w:type="spellEnd"/>
+      <w:r>
+        <w:rPr>
+          <w:rFonts w:ascii="Times New Roman" w:hAnsi="Times New Roman" w:cs="Times New Roman"/>
+          <w:sz w:val="28"/>
+          <w:szCs w:val="28"/>
+        </w:rPr>
+        <w:t xml:space="preserve">) </w:t>
       </w:r>
       <w:proofErr w:type="gramStart"/>
       <w:r>
@@ -1148,7 +1337,25 @@
           <w:sz w:val="28"/>
           <w:szCs w:val="28"/>
         </w:rPr>
-        <w:t>только тач-устройства.</w:t>
+        <w:t xml:space="preserve">только </w:t>
+      </w:r>
+      <w:proofErr w:type="spellStart"/>
+      <w:r>
+        <w:rPr>
+          <w:rFonts w:ascii="Times New Roman" w:hAnsi="Times New Roman" w:cs="Times New Roman"/>
+          <w:sz w:val="28"/>
+          <w:szCs w:val="28"/>
+        </w:rPr>
+        <w:t>тач</w:t>
+      </w:r>
+      <w:proofErr w:type="spellEnd"/>
+      <w:r>
+        <w:rPr>
+          <w:rFonts w:ascii="Times New Roman" w:hAnsi="Times New Roman" w:cs="Times New Roman"/>
+          <w:sz w:val="28"/>
+          <w:szCs w:val="28"/>
+        </w:rPr>
+        <w:t>-устройства.</w:t>
       </w:r>
     </w:p>
     <w:p>
@@ -1255,7 +1462,43 @@
           <w:sz w:val="28"/>
           <w:szCs w:val="28"/>
         </w:rPr>
-        <w:t xml:space="preserve">@media (prefers-reduced-motion: reduce) </w:t>
+        <w:t>@media (</w:t>
+      </w:r>
+      <w:proofErr w:type="spellStart"/>
+      <w:r>
+        <w:rPr>
+          <w:rFonts w:ascii="Times New Roman" w:hAnsi="Times New Roman" w:cs="Times New Roman"/>
+          <w:sz w:val="28"/>
+          <w:szCs w:val="28"/>
+        </w:rPr>
+        <w:t>prefers-reduced-motion</w:t>
+      </w:r>
+      <w:proofErr w:type="spellEnd"/>
+      <w:r>
+        <w:rPr>
+          <w:rFonts w:ascii="Times New Roman" w:hAnsi="Times New Roman" w:cs="Times New Roman"/>
+          <w:sz w:val="28"/>
+          <w:szCs w:val="28"/>
+        </w:rPr>
+        <w:t xml:space="preserve">: </w:t>
+      </w:r>
+      <w:proofErr w:type="spellStart"/>
+      <w:r>
+        <w:rPr>
+          <w:rFonts w:ascii="Times New Roman" w:hAnsi="Times New Roman" w:cs="Times New Roman"/>
+          <w:sz w:val="28"/>
+          <w:szCs w:val="28"/>
+        </w:rPr>
+        <w:t>reduce</w:t>
+      </w:r>
+      <w:proofErr w:type="spellEnd"/>
+      <w:r>
+        <w:rPr>
+          <w:rFonts w:ascii="Times New Roman" w:hAnsi="Times New Roman" w:cs="Times New Roman"/>
+          <w:sz w:val="28"/>
+          <w:szCs w:val="28"/>
+        </w:rPr>
+        <w:t xml:space="preserve">) </w:t>
       </w:r>
       <w:proofErr w:type="gramStart"/>
       <w:r>
@@ -1289,7 +1532,25 @@
           <w:sz w:val="28"/>
           <w:szCs w:val="28"/>
         </w:rPr>
-        <w:t>пользователь просил меньше анимаций.</w:t>
+        <w:t xml:space="preserve">пользователь просил меньше </w:t>
+      </w:r>
+      <w:proofErr w:type="spellStart"/>
+      <w:r>
+        <w:rPr>
+          <w:rFonts w:ascii="Times New Roman" w:hAnsi="Times New Roman" w:cs="Times New Roman"/>
+          <w:sz w:val="28"/>
+          <w:szCs w:val="28"/>
+        </w:rPr>
+        <w:t>анимаций</w:t>
+      </w:r>
+      <w:proofErr w:type="spellEnd"/>
+      <w:r>
+        <w:rPr>
+          <w:rFonts w:ascii="Times New Roman" w:hAnsi="Times New Roman" w:cs="Times New Roman"/>
+          <w:sz w:val="28"/>
+          <w:szCs w:val="28"/>
+        </w:rPr>
+        <w:t>.</w:t>
       </w:r>
     </w:p>
     <w:p>
@@ -1310,7 +1571,25 @@
           <w:sz w:val="28"/>
           <w:szCs w:val="28"/>
         </w:rPr>
-        <w:t xml:space="preserve">@media print </w:t>
+        <w:t xml:space="preserve">@media </w:t>
+      </w:r>
+      <w:proofErr w:type="spellStart"/>
+      <w:r>
+        <w:rPr>
+          <w:rFonts w:ascii="Times New Roman" w:hAnsi="Times New Roman" w:cs="Times New Roman"/>
+          <w:sz w:val="28"/>
+          <w:szCs w:val="28"/>
+        </w:rPr>
+        <w:t>print</w:t>
+      </w:r>
+      <w:proofErr w:type="spellEnd"/>
+      <w:r>
+        <w:rPr>
+          <w:rFonts w:ascii="Times New Roman" w:hAnsi="Times New Roman" w:cs="Times New Roman"/>
+          <w:sz w:val="28"/>
+          <w:szCs w:val="28"/>
+        </w:rPr>
+        <w:t xml:space="preserve"> </w:t>
       </w:r>
       <w:proofErr w:type="gramStart"/>
       <w:r>
@@ -1380,7 +1659,25 @@
           <w:szCs w:val="28"/>
         </w:rPr>
         <w:lastRenderedPageBreak/>
-        <w:t>5. Что такое минификация файлов веб страниц.</w:t>
+        <w:t xml:space="preserve">5. Что такое </w:t>
+      </w:r>
+      <w:proofErr w:type="spellStart"/>
+      <w:r>
+        <w:rPr>
+          <w:rFonts w:ascii="Times New Roman" w:hAnsi="Times New Roman" w:cs="Times New Roman"/>
+          <w:sz w:val="28"/>
+          <w:szCs w:val="28"/>
+        </w:rPr>
+        <w:t>минификация</w:t>
+      </w:r>
+      <w:proofErr w:type="spellEnd"/>
+      <w:r>
+        <w:rPr>
+          <w:rFonts w:ascii="Times New Roman" w:hAnsi="Times New Roman" w:cs="Times New Roman"/>
+          <w:sz w:val="28"/>
+          <w:szCs w:val="28"/>
+        </w:rPr>
+        <w:t xml:space="preserve"> файлов веб страниц.</w:t>
       </w:r>
     </w:p>
     <w:p>
